--- a/МИСПИСИТ/lab01/lab01.docx
+++ b/МИСПИСИТ/lab01/lab01.docx
@@ -104,21 +104,53 @@
             <w:r>
               <w:t>д</w:t>
             </w:r>
+            <w:proofErr w:type="spellStart"/>
             <w:r>
               <w:rPr>
                 <w:lang w:val="en-US"/>
               </w:rPr>
               <w:t>оцент</w:t>
             </w:r>
+            <w:proofErr w:type="spellEnd"/>
             <w:r>
               <w:t xml:space="preserve">, </w:t>
             </w:r>
+            <w:proofErr w:type="spellStart"/>
             <w:r>
               <w:rPr>
                 <w:lang w:val="en-US"/>
               </w:rPr>
-              <w:t>канд. техн. наук</w:t>
+              <w:t>канд</w:t>
             </w:r>
+            <w:proofErr w:type="spellEnd"/>
+            <w:r>
+              <w:rPr>
+                <w:lang w:val="en-US"/>
+              </w:rPr>
+              <w:t xml:space="preserve">. </w:t>
+            </w:r>
+            <w:proofErr w:type="spellStart"/>
+            <w:r>
+              <w:rPr>
+                <w:lang w:val="en-US"/>
+              </w:rPr>
+              <w:t>техн</w:t>
+            </w:r>
+            <w:proofErr w:type="spellEnd"/>
+            <w:r>
+              <w:rPr>
+                <w:lang w:val="en-US"/>
+              </w:rPr>
+              <w:t xml:space="preserve">. </w:t>
+            </w:r>
+            <w:proofErr w:type="spellStart"/>
+            <w:r>
+              <w:rPr>
+                <w:lang w:val="en-US"/>
+              </w:rPr>
+              <w:t>наук</w:t>
+            </w:r>
+            <w:proofErr w:type="spellEnd"/>
           </w:p>
         </w:tc>
         <w:tc>
@@ -209,9 +241,11 @@
             <w:r>
               <w:t xml:space="preserve">А. В. </w:t>
             </w:r>
+            <w:proofErr w:type="spellStart"/>
             <w:r>
               <w:t>Бржезовский</w:t>
             </w:r>
+            <w:proofErr w:type="spellEnd"/>
           </w:p>
         </w:tc>
       </w:tr>
@@ -1018,219 +1052,16 @@
         <w:pStyle w:val="MAINTEXT1"/>
       </w:pPr>
       <w:r>
-        <w:t>Для выполнения работы была выбрана СУБД MySQL. Версия про- граммного обеспечения представлена на рисунке 1.</w:t>
-      </w:r>
-    </w:p>
-    <w:p>
-      <w:pPr>
-        <w:pStyle w:val="MAINTEXT1"/>
-      </w:pPr>
-    </w:p>
-    <w:p>
-      <w:pPr>
-        <w:pStyle w:val="MAINTEXT1"/>
-      </w:pPr>
-      <w:r>
-        <w:t>Для создания базы данных с требуемыми таблицами был написан скрипт, доступный в Приложении</w:t>
+        <w:t xml:space="preserve">База данных была реализована с использованием СУБД MySQL версии </w:t>
+      </w:r>
+      <w:r>
+        <w:t>8.0.45</w:t>
       </w:r>
       <w:r>
         <w:t>.</w:t>
       </w:r>
       <w:r>
-        <w:t xml:space="preserve"> </w:t>
-      </w:r>
-      <w:r>
-        <w:t>Этот скрипт представляет собой SQL-скрипт для создания базы данных с названием conference_db_lab1 и несколькими таблицами, предназначенными для хранения информации о студентах, университетах, факультетах, группах, конференциях и программе конференции.</w:t>
-      </w:r>
-    </w:p>
-    <w:p>
-      <w:pPr>
-        <w:pStyle w:val="MAINTEXT1"/>
-      </w:pPr>
-      <w:r>
-        <w:t>Первым шагом скрипт создает базу данных conference_db_lab1, если она еще не существует, а затем переключается на использование этой базы данных. Затем он создает таблицу university для хранения данных о университетах, таблицу faculty для информации о факультетах, uni_group для хранения данных о группах, и student для информации о студентах.</w:t>
-      </w:r>
-    </w:p>
-    <w:p>
-      <w:pPr>
-        <w:pStyle w:val="MAINTEXT1"/>
-      </w:pPr>
-      <w:r>
-        <w:t>Далее скрипт создает таблицу conference для хранения данных о научных конференциях, а также таблицу topic для хранения тем, связан</w:t>
-      </w:r>
-      <w:r>
-        <w:t xml:space="preserve">ных с конференциями, и информации об авторах этих тем представленных в </w:t>
-      </w:r>
-      <w:r>
-        <w:lastRenderedPageBreak/>
-        <w:t>authorship. Наконец, создается таблица conference_session для хранения программы конференции, включающей информацию о времени начала и окончания сессии, а также связи с соответствующей конференцией.</w:t>
-      </w:r>
-    </w:p>
-    <w:p>
-      <w:pPr>
-        <w:pStyle w:val="MAINTEXT1"/>
-        <w:rPr>
-          <w:lang w:val="en-US"/>
-        </w:rPr>
-      </w:pPr>
-      <w:r>
-        <w:t>Все созданные таблицы содержат необходимые внешние ключи для поддержки целостности данных между ними, что обеспечивает связность информации в базе данных. Диаграмма БД представлена на рисунке 2.</w:t>
-      </w:r>
-    </w:p>
-    <w:p>
-      <w:pPr>
-        <w:pStyle w:val="MAINTEXT1"/>
-        <w:rPr>
-          <w:lang w:val="en-US"/>
-        </w:rPr>
-      </w:pPr>
-    </w:p>
-    <w:p>
-      <w:pPr>
-        <w:pStyle w:val="DIV1"/>
-      </w:pPr>
-      <w:r>
-        <w:t>Вывод</w:t>
-      </w:r>
-    </w:p>
-    <w:p>
-      <w:pPr>
-        <w:pStyle w:val="MAINTEXT1"/>
-      </w:pPr>
-      <w:r>
-        <w:t>В результате выполнения лабораторной работы были успешно освоены навыки создания баз данных и таблиц, а также осуществлена настройка правил проверки значений и установка ограничений ссылочной целостности.</w:t>
-      </w:r>
-    </w:p>
-    <w:p>
-      <w:pPr>
-        <w:pStyle w:val="MAINTEXT1"/>
-      </w:pPr>
-      <w:r>
-        <w:t>Процесс работы начался с разработки схемы базы данных. С использованием языка SQL были созданы соответствующие таблицы, применя необходимые ограничения. Описывая структуру таблиц, были определены ограничения на значения данных, гарантируя их корректность и актуальность.</w:t>
-      </w:r>
-    </w:p>
-    <w:p>
-      <w:pPr>
-        <w:pStyle w:val="MAINTEXT1"/>
-      </w:pPr>
-      <w:r>
-        <w:t>Таким образом, полученный опыт будет полезен при работе с реальными проектами, где эффективная организация данных играет ключевую роль.</w:t>
-      </w:r>
-    </w:p>
-    <w:p>
-      <w:pPr>
-        <w:pStyle w:val="MAINTEXT1"/>
-      </w:pPr>
-    </w:p>
-    <w:p>
-      <w:pPr>
-        <w:pStyle w:val="LISTINGCAPTION"/>
-      </w:pPr>
-      <w:r>
-        <w:t>Листинг</w:t>
-      </w:r>
-      <w:r>
-        <w:t xml:space="preserve"> </w:t>
-      </w:r>
-      <w:r>
-        <w:fldChar w:fldCharType="begin"/>
-      </w:r>
-      <w:r>
-        <w:instrText xml:space="preserve"> </w:instrText>
-      </w:r>
-      <w:r>
-        <w:rPr>
-          <w:lang w:val="en-US"/>
-        </w:rPr>
-        <w:instrText>SEQ</w:instrText>
-      </w:r>
-      <w:r>
-        <w:instrText xml:space="preserve"> </w:instrText>
-      </w:r>
-      <w:r>
-        <w:instrText>Листинг</w:instrText>
-      </w:r>
-      <w:r>
-        <w:instrText xml:space="preserve"> \* </w:instrText>
-      </w:r>
-      <w:r>
-        <w:rPr>
-          <w:lang w:val="en-US"/>
-        </w:rPr>
-        <w:instrText>ARABIC</w:instrText>
-      </w:r>
-      <w:r>
-        <w:instrText xml:space="preserve"> </w:instrText>
-      </w:r>
-      <w:r>
-        <w:fldChar w:fldCharType="separate"/>
-      </w:r>
-      <w:r>
-        <w:rPr>
-          <w:noProof/>
-          <w:lang w:val="en-US"/>
-        </w:rPr>
-        <w:t>1</w:t>
-      </w:r>
-      <w:r>
-        <w:fldChar w:fldCharType="end"/>
-      </w:r>
-      <w:r>
-        <w:t xml:space="preserve"> </w:t>
-      </w:r>
-      <w:r>
-        <w:t>—</w:t>
-      </w:r>
-      <w:r>
-        <w:t xml:space="preserve"> </w:t>
-      </w:r>
-      <w:r>
-        <w:t>Листинг программы</w:t>
-      </w:r>
-    </w:p>
-    <w:p>
-      <w:pPr>
-        <w:pStyle w:val="LISTINGBODY"/>
-      </w:pPr>
-      <w:r>
-        <w:t>import</w:t>
-      </w:r>
-      <w:r>
-        <w:t xml:space="preserve"> </w:t>
-      </w:r>
-      <w:r>
-        <w:t>java</w:t>
-      </w:r>
-      <w:r>
-        <w:t>.</w:t>
-      </w:r>
-      <w:r>
-        <w:t>text</w:t>
-      </w:r>
-      <w:r>
-        <w:t>.</w:t>
-      </w:r>
-      <w:r>
-        <w:t>DecimalFormat</w:t>
-      </w:r>
-      <w:r>
-        <w:t>;</w:t>
-      </w:r>
-    </w:p>
-    <w:p>
-      <w:pPr>
-        <w:pStyle w:val="LISTINGBODY"/>
-      </w:pPr>
-      <w:r>
-        <w:t>import java.util.Scanner;</w:t>
-      </w:r>
-    </w:p>
-    <w:p>
-      <w:pPr>
-        <w:pStyle w:val="LISTINGBODY"/>
-      </w:pPr>
-      <w:r>
-        <w:t>import java.util.function.DoubleUnaryOperator;</w:t>
+        <w:t xml:space="preserve"> На рисунке 1 изображена схема базы данных.</w:t>
       </w:r>
     </w:p>
     <w:p>
@@ -1239,10 +1070,10 @@
       </w:pPr>
       <w:r>
         <w:drawing>
-          <wp:inline distT="0" distB="0" distL="0" distR="0" wp14:anchorId="7980BB31" wp14:editId="5A9A516B">
-            <wp:extent cx="2362200" cy="723900"/>
+          <wp:inline distT="0" distB="0" distL="0" distR="0" wp14:anchorId="451F0385" wp14:editId="51D6D411">
+            <wp:extent cx="4907902" cy="3495513"/>
             <wp:effectExtent l="0" t="0" r="0" b="0"/>
-            <wp:docPr id="1" name="Graphic 1"/>
+            <wp:docPr id="1" name="Graphic 1" descr="A screenshot of a computer program&#10;&#10;Description automatically generated"/>
             <wp:cNvGraphicFramePr>
               <a:graphicFrameLocks xmlns:a="http://schemas.openxmlformats.org/drawingml/2006/main" noChangeAspect="1"/>
             </wp:cNvGraphicFramePr>
@@ -1250,17 +1081,11 @@
               <a:graphicData uri="http://schemas.openxmlformats.org/drawingml/2006/picture">
                 <pic:pic xmlns:pic="http://schemas.openxmlformats.org/drawingml/2006/picture">
                   <pic:nvPicPr>
-                    <pic:cNvPr id="1" name="guap.svg"/>
+                    <pic:cNvPr id="1" name="Graphic 1" descr="A screenshot of a computer program&#10;&#10;Description automatically generated"/>
                     <pic:cNvPicPr/>
                   </pic:nvPicPr>
                   <pic:blipFill>
-                    <a:blip r:embed="rId9">
-                      <a:extLst>
-                        <a:ext uri="{96DAC541-7B7A-43D3-8B79-37D633B846F1}">
-                          <asvg:svgBlip xmlns:asvg="http://schemas.microsoft.com/office/drawing/2016/SVG/main" r:embed="rId10"/>
-                        </a:ext>
-                      </a:extLst>
-                    </a:blip>
+                    <a:blip r:embed="rId9"/>
                     <a:stretch>
                       <a:fillRect/>
                     </a:stretch>
@@ -1268,7 +1093,7 @@
                   <pic:spPr>
                     <a:xfrm>
                       <a:off x="0" y="0"/>
-                      <a:ext cx="2362200" cy="723900"/>
+                      <a:ext cx="4948388" cy="3524348"/>
                     </a:xfrm>
                     <a:prstGeom prst="rect">
                       <a:avLst/>
@@ -1288,14 +1113,27 @@
       <w:r>
         <w:t xml:space="preserve">Рисунок </w:t>
       </w:r>
-      <w:fldSimple w:instr=" SEQ Рисунок \* ARABIC ">
-        <w:r>
-          <w:rPr>
-            <w:noProof/>
-          </w:rPr>
-          <w:t>1</w:t>
-        </w:r>
-      </w:fldSimple>
+      <w:r>
+        <w:fldChar w:fldCharType="begin"/>
+      </w:r>
+      <w:r>
+        <w:instrText xml:space="preserve"> SEQ Рисунок \* ARABIC </w:instrText>
+      </w:r>
+      <w:r>
+        <w:fldChar w:fldCharType="separate"/>
+      </w:r>
+      <w:r>
+        <w:rPr>
+          <w:noProof/>
+        </w:rPr>
+        <w:t>1</w:t>
+      </w:r>
+      <w:r>
+        <w:rPr>
+          <w:noProof/>
+        </w:rPr>
+        <w:fldChar w:fldCharType="end"/>
+      </w:r>
       <w:r>
         <w:t xml:space="preserve"> </w:t>
       </w:r>
@@ -1306,7 +1144,7 @@
         <w:t xml:space="preserve"> </w:t>
       </w:r>
       <w:r>
-        <w:t>Логотип ГУАП</w:t>
+        <w:t>Схема базы данных</w:t>
       </w:r>
     </w:p>
     <w:p>
@@ -1314,6 +1152,360 @@
         <w:pStyle w:val="MAINTEXT1"/>
       </w:pPr>
       <w:r>
+        <w:t>Структура базы данных включает следующие таблицы:</w:t>
+      </w:r>
+    </w:p>
+    <w:p>
+      <w:pPr>
+        <w:pStyle w:val="LIST1"/>
+      </w:pPr>
+      <w:r>
+        <w:t xml:space="preserve">Таблица </w:t>
+      </w:r>
+      <w:proofErr w:type="spellStart"/>
+      <w:r>
+        <w:t>student_group</w:t>
+      </w:r>
+      <w:proofErr w:type="spellEnd"/>
+      <w:r>
+        <w:t xml:space="preserve"> предназначена для хранения сведений об </w:t>
+      </w:r>
+      <w:r>
+        <w:lastRenderedPageBreak/>
+        <w:t xml:space="preserve">учебных группах. Поле </w:t>
+      </w:r>
+      <w:proofErr w:type="spellStart"/>
+      <w:r>
+        <w:t>group_id</w:t>
+      </w:r>
+      <w:proofErr w:type="spellEnd"/>
+      <w:r>
+        <w:t xml:space="preserve"> является первичным ключом. Поле </w:t>
+      </w:r>
+      <w:proofErr w:type="spellStart"/>
+      <w:r>
+        <w:t>group_name</w:t>
+      </w:r>
+      <w:proofErr w:type="spellEnd"/>
+      <w:r>
+        <w:t xml:space="preserve"> имеет ограничение уникальности. Для поля </w:t>
+      </w:r>
+      <w:proofErr w:type="spellStart"/>
+      <w:r>
+        <w:t>admission_year</w:t>
+      </w:r>
+      <w:proofErr w:type="spellEnd"/>
+      <w:r>
+        <w:t xml:space="preserve"> задано ограничение CHECK, обеспечивающее допустимый диапазон значений.</w:t>
+      </w:r>
+    </w:p>
+    <w:p>
+      <w:pPr>
+        <w:pStyle w:val="LIST1"/>
+      </w:pPr>
+      <w:r>
+        <w:t xml:space="preserve">Таблица </w:t>
+      </w:r>
+      <w:proofErr w:type="spellStart"/>
+      <w:r>
+        <w:t>student</w:t>
+      </w:r>
+      <w:proofErr w:type="spellEnd"/>
+      <w:r>
+        <w:t xml:space="preserve"> содержит информацию о студентах. В качестве первичного ключа используется </w:t>
+      </w:r>
+      <w:proofErr w:type="spellStart"/>
+      <w:r>
+        <w:t>student_id</w:t>
+      </w:r>
+      <w:proofErr w:type="spellEnd"/>
+      <w:r>
+        <w:t xml:space="preserve">. Поля фамилии и имени являются обязательными. Поле </w:t>
+      </w:r>
+      <w:proofErr w:type="spellStart"/>
+      <w:r>
+        <w:t>group_id</w:t>
+      </w:r>
+      <w:proofErr w:type="spellEnd"/>
+      <w:r>
+        <w:t xml:space="preserve"> реализует связь с таблицей групп через внешний ключ. Добавлено ограничение CHECK для контроля допустимой даты рождения. Поле </w:t>
+      </w:r>
+      <w:proofErr w:type="spellStart"/>
+      <w:r>
+        <w:t>email</w:t>
+      </w:r>
+      <w:proofErr w:type="spellEnd"/>
+      <w:r>
+        <w:t xml:space="preserve"> имеет ограничение уникальности.</w:t>
+      </w:r>
+    </w:p>
+    <w:p>
+      <w:pPr>
+        <w:pStyle w:val="LIST1"/>
+      </w:pPr>
+      <w:r>
+        <w:t xml:space="preserve">Таблица </w:t>
+      </w:r>
+      <w:proofErr w:type="spellStart"/>
+      <w:r>
+        <w:t>teacher</w:t>
+      </w:r>
+      <w:proofErr w:type="spellEnd"/>
+      <w:r>
+        <w:t xml:space="preserve"> предназначена для хранения данных о преподавателях. Используется первичный ключ </w:t>
+      </w:r>
+      <w:proofErr w:type="spellStart"/>
+      <w:r>
+        <w:t>teacher_id</w:t>
+      </w:r>
+      <w:proofErr w:type="spellEnd"/>
+      <w:r>
+        <w:t xml:space="preserve">. Поля фамилии, имени и должности являются обязательными. Для поля </w:t>
+      </w:r>
+      <w:proofErr w:type="spellStart"/>
+      <w:r>
+        <w:t>email</w:t>
+      </w:r>
+      <w:proofErr w:type="spellEnd"/>
+      <w:r>
+        <w:t xml:space="preserve"> задано ограничение уникальности.</w:t>
+      </w:r>
+    </w:p>
+    <w:p>
+      <w:pPr>
+        <w:pStyle w:val="LIST1"/>
+      </w:pPr>
+      <w:r>
+        <w:t xml:space="preserve">Таблица </w:t>
+      </w:r>
+      <w:proofErr w:type="spellStart"/>
+      <w:r>
+        <w:t>discipline</w:t>
+      </w:r>
+      <w:proofErr w:type="spellEnd"/>
+      <w:r>
+        <w:t xml:space="preserve"> хранит сведения о дисциплинах. Поле </w:t>
+      </w:r>
+      <w:proofErr w:type="spellStart"/>
+      <w:r>
+        <w:t>discipline_id</w:t>
+      </w:r>
+      <w:proofErr w:type="spellEnd"/>
+      <w:r>
+        <w:t xml:space="preserve"> является первичным ключом. Название дисциплины уникально. Для поля </w:t>
+      </w:r>
+      <w:proofErr w:type="spellStart"/>
+      <w:r>
+        <w:t>hours</w:t>
+      </w:r>
+      <w:proofErr w:type="spellEnd"/>
+      <w:r>
+        <w:t xml:space="preserve"> задано ограничение CHECK, обеспечивающее положительное значение и ограничение сверху.</w:t>
+      </w:r>
+    </w:p>
+    <w:p>
+      <w:pPr>
+        <w:pStyle w:val="LIST1"/>
+      </w:pPr>
+      <w:r>
+        <w:t xml:space="preserve">Таблица </w:t>
+      </w:r>
+      <w:proofErr w:type="spellStart"/>
+      <w:r>
+        <w:t>lab_work</w:t>
+      </w:r>
+      <w:proofErr w:type="spellEnd"/>
+      <w:r>
+        <w:t xml:space="preserve"> предназначена для хранения лабораторных работ. Первичный ключ — </w:t>
+      </w:r>
+      <w:proofErr w:type="spellStart"/>
+      <w:r>
+        <w:t>lab_id</w:t>
+      </w:r>
+      <w:proofErr w:type="spellEnd"/>
+      <w:r>
+        <w:t xml:space="preserve">. Поля </w:t>
+      </w:r>
+      <w:proofErr w:type="spellStart"/>
+      <w:r>
+        <w:t>discipline_id</w:t>
+      </w:r>
+      <w:proofErr w:type="spellEnd"/>
+      <w:r>
+        <w:t xml:space="preserve"> и </w:t>
+      </w:r>
+      <w:proofErr w:type="spellStart"/>
+      <w:r>
+        <w:t>teacher_id</w:t>
+      </w:r>
+      <w:proofErr w:type="spellEnd"/>
+      <w:r>
+        <w:t xml:space="preserve"> являются внешними ключами, обеспечивающими связь с соответствующими таблицами. Для поля </w:t>
+      </w:r>
+      <w:proofErr w:type="spellStart"/>
+      <w:r>
+        <w:t>max_score</w:t>
+      </w:r>
+      <w:proofErr w:type="spellEnd"/>
+      <w:r>
+        <w:t xml:space="preserve"> задано ограничение CHECK, контролирующее допустимый диапазон значений. При удалении дисциплины используется каскадное удаление связанных лабораторных работ.</w:t>
+      </w:r>
+    </w:p>
+    <w:p>
+      <w:pPr>
+        <w:pStyle w:val="LIST1"/>
+      </w:pPr>
+      <w:r>
+        <w:t xml:space="preserve">Таблица </w:t>
+      </w:r>
+      <w:proofErr w:type="spellStart"/>
+      <w:r>
+        <w:t>lab_rating</w:t>
+      </w:r>
+      <w:proofErr w:type="spellEnd"/>
+      <w:r>
+        <w:t xml:space="preserve"> хранит оценки студентов за лабораторные работы. Поле </w:t>
+      </w:r>
+      <w:proofErr w:type="spellStart"/>
+      <w:r>
+        <w:t>rating_id</w:t>
+      </w:r>
+      <w:proofErr w:type="spellEnd"/>
+      <w:r>
+        <w:t xml:space="preserve"> является первичным ключом. Внешние ключи </w:t>
+      </w:r>
+      <w:proofErr w:type="spellStart"/>
+      <w:r>
+        <w:t>student_id</w:t>
+      </w:r>
+      <w:proofErr w:type="spellEnd"/>
+      <w:r>
+        <w:t xml:space="preserve"> и </w:t>
+      </w:r>
+      <w:proofErr w:type="spellStart"/>
+      <w:r>
+        <w:t>lab_id</w:t>
+      </w:r>
+      <w:proofErr w:type="spellEnd"/>
+      <w:r>
+        <w:t xml:space="preserve"> обеспечивают связь с таблицами студентов и лабораторных работ. Добавлено ограничение уникальности на комбинацию </w:t>
+      </w:r>
+      <w:proofErr w:type="spellStart"/>
+      <w:r>
+        <w:t>student_id</w:t>
+      </w:r>
+      <w:proofErr w:type="spellEnd"/>
+      <w:r>
+        <w:t xml:space="preserve"> и </w:t>
+      </w:r>
+      <w:proofErr w:type="spellStart"/>
+      <w:r>
+        <w:t>lab_id</w:t>
+      </w:r>
+      <w:proofErr w:type="spellEnd"/>
+      <w:r>
+        <w:t xml:space="preserve">, что исключает возможность </w:t>
+      </w:r>
+      <w:r>
+        <w:lastRenderedPageBreak/>
+        <w:t xml:space="preserve">выставления нескольких оценок за одну лабораторную работу одному студенту. Для поля </w:t>
+      </w:r>
+      <w:proofErr w:type="spellStart"/>
+      <w:r>
+        <w:t>score</w:t>
+      </w:r>
+      <w:proofErr w:type="spellEnd"/>
+      <w:r>
+        <w:t xml:space="preserve"> задано ограничение CHECK, ограничивающее диапазон значений.</w:t>
+      </w:r>
+    </w:p>
+    <w:p>
+      <w:pPr>
+        <w:pStyle w:val="MAINTEXT1"/>
+      </w:pPr>
+      <w:r>
+        <w:t>В базе данных реализованы ограничения ссылочной целостности с использованием внешних ключей. Для различных связей заданы действия при удалении и обновлении записей (ON DELETE, ON UPDATE). Например, при удалении студента автоматически удаляются связанные записи с оценками, а удаление группы запрещено при наличии связанных студентов.</w:t>
+      </w:r>
+    </w:p>
+    <w:p>
+      <w:pPr>
+        <w:pStyle w:val="MAINTEXT1"/>
+      </w:pPr>
+      <w:r>
+        <w:t xml:space="preserve">Скрипт для создания базы </w:t>
+      </w:r>
+      <w:r>
+        <w:t xml:space="preserve">и таблиц </w:t>
+      </w:r>
+      <w:r>
+        <w:t xml:space="preserve">данных приведен в Приложении. </w:t>
+      </w:r>
+      <w:r>
+        <w:t>Работа скрипта заключается в последовательном выполнении операций создания базы данных и е</w:t>
+      </w:r>
+      <w:r>
+        <w:t>е</w:t>
+      </w:r>
+      <w:r>
+        <w:t xml:space="preserve"> структуры. В начале производится удаление базы данных при е</w:t>
+      </w:r>
+      <w:r>
+        <w:t>е</w:t>
+      </w:r>
+      <w:r>
+        <w:t xml:space="preserve"> наличии, затем созда</w:t>
+      </w:r>
+      <w:r>
+        <w:t>е</w:t>
+      </w:r>
+      <w:r>
+        <w:t>тся новая база данных с заданной кодировкой. После выбора базы данных создаются таблицы в порядке, обеспечивающем корректное определение внешних ключей. Для каждой таблицы задаются поля, первичные ключи, ограничения уникальности и проверки значений. Внешние ключи обеспечивают связи между таблицами и поддержание целостности данных. В результате выполнения скрипта формируется структура базы данных, готовая для хранения и обработки информации о студентах, преподавателях, дисциплинах и результатах выполнения лабораторных работ.</w:t>
+      </w:r>
+    </w:p>
+    <w:p>
+      <w:pPr>
+        <w:pStyle w:val="DIV1"/>
+      </w:pPr>
+      <w:r>
+        <w:t>Вывод</w:t>
+      </w:r>
+      <w:r>
+        <w:t>ы</w:t>
+      </w:r>
+    </w:p>
+    <w:p>
+      <w:pPr>
+        <w:pStyle w:val="MAINTEXT1"/>
+      </w:pPr>
+      <w:r>
+        <w:t>В ходе выполнения работы было произведено проектирование и реализация структуры базы данных для хранения информации об учебном процессе. Была создана база данных в СУБД MySQL, определены основные сущности предметной области и установлены связи между ними.</w:t>
+      </w:r>
+    </w:p>
+    <w:p>
+      <w:pPr>
+        <w:pStyle w:val="MAINTEXT1"/>
+      </w:pPr>
+      <w:r>
+        <w:t>Были разработаны таблицы, отражающие ключевые объекты: студенты, группы, преподаватели, дисциплины, лабораторные работы и результаты их выполнения. Для обеспечения целостности и корректности данных были заданы первичные и внешние ключи, ограничения уникальности, а также проверки допустимых значений с использованием CHECK.</w:t>
+      </w:r>
+    </w:p>
+    <w:p>
+      <w:pPr>
+        <w:pStyle w:val="MAINTEXT1"/>
+      </w:pPr>
+      <w:r>
+        <w:lastRenderedPageBreak/>
+        <w:t>Реализованные ограничения ссылочной целостности позволили обеспечить согласованность данных между связанными таблицами, а также задать правила поведения при изменении и удалении записей. Это позволило исключить появление некорректных или противоречивых данных в базе.</w:t>
+      </w:r>
+    </w:p>
+    <w:p>
+      <w:pPr>
+        <w:pStyle w:val="MAINTEXT1"/>
+      </w:pPr>
+      <w:r>
+        <w:t>В результате была получена структурированная и логически согласованная база данных, пригодная для хранения и последующей обработки информации, а также для выполнения запросов в рамках поставленной задачи.</w:t>
+      </w:r>
+      <w:r>
         <w:br w:type="page"/>
       </w:r>
     </w:p>
@@ -1321,62 +1513,1131 @@
       <w:pPr>
         <w:pStyle w:val="H1"/>
       </w:pPr>
-      <w:bookmarkStart w:id="0" w:name="_Toc211061122"/>
       <w:r>
         <w:lastRenderedPageBreak/>
-        <w:t>ЗАКЛЮЧЕНИЕ</w:t>
-      </w:r>
-      <w:bookmarkEnd w:id="0"/>
-    </w:p>
-    <w:p>
-      <w:pPr>
-        <w:pStyle w:val="MAINTEXT1"/>
-      </w:pPr>
-      <w:r>
-        <w:t>Текст</w:t>
-      </w:r>
-    </w:p>
-    <w:p>
-      <w:pPr>
-        <w:pStyle w:val="MAINTEXT1"/>
-      </w:pPr>
-      <w:r>
-        <w:br w:type="page"/>
-      </w:r>
-    </w:p>
-    <w:p>
-      <w:pPr>
-        <w:pStyle w:val="H1"/>
-      </w:pPr>
-      <w:bookmarkStart w:id="1" w:name="_Toc211061123"/>
+        <w:t>ПРИЛОЖЕНИЕ</w:t>
+      </w:r>
+    </w:p>
+    <w:p>
+      <w:pPr>
+        <w:pStyle w:val="LISTINGBODY"/>
+      </w:pPr>
+      <w:r>
+        <w:t xml:space="preserve">DROP DATABASE IF EXISTS </w:t>
+      </w:r>
+      <w:proofErr w:type="spellStart"/>
+      <w:r>
+        <w:t>university_db</w:t>
+      </w:r>
+      <w:proofErr w:type="spellEnd"/>
+      <w:r>
+        <w:t>;</w:t>
+      </w:r>
+    </w:p>
+    <w:p>
+      <w:pPr>
+        <w:pStyle w:val="LISTINGBODY"/>
+      </w:pPr>
+    </w:p>
+    <w:p>
+      <w:pPr>
+        <w:pStyle w:val="LISTINGBODY"/>
+      </w:pPr>
+      <w:r>
+        <w:t xml:space="preserve">CREATE DATABASE </w:t>
+      </w:r>
+      <w:proofErr w:type="spellStart"/>
+      <w:r>
+        <w:t>university_db</w:t>
+      </w:r>
+      <w:proofErr w:type="spellEnd"/>
+      <w:r>
+        <w:t xml:space="preserve"> CHARACTER SET utf8mb4 COLLATE utf8mb4_unicode_ci;</w:t>
+      </w:r>
+    </w:p>
+    <w:p>
+      <w:pPr>
+        <w:pStyle w:val="LISTINGBODY"/>
+      </w:pPr>
+    </w:p>
+    <w:p>
+      <w:pPr>
+        <w:pStyle w:val="LISTINGBODY"/>
+      </w:pPr>
+      <w:r>
+        <w:t xml:space="preserve">USE </w:t>
+      </w:r>
+      <w:proofErr w:type="spellStart"/>
+      <w:r>
+        <w:t>university_db</w:t>
+      </w:r>
+      <w:proofErr w:type="spellEnd"/>
+      <w:r>
+        <w:t>;</w:t>
+      </w:r>
+    </w:p>
+    <w:p>
+      <w:pPr>
+        <w:pStyle w:val="LISTINGBODY"/>
+      </w:pPr>
+    </w:p>
+    <w:p>
+      <w:pPr>
+        <w:pStyle w:val="LISTINGBODY"/>
+      </w:pPr>
+      <w:r>
+        <w:t xml:space="preserve">-- </w:t>
+      </w:r>
+      <w:proofErr w:type="spellStart"/>
+      <w:r>
+        <w:t>Группы</w:t>
+      </w:r>
+      <w:proofErr w:type="spellEnd"/>
+    </w:p>
+    <w:p>
+      <w:pPr>
+        <w:pStyle w:val="LISTINGBODY"/>
+      </w:pPr>
+      <w:r>
+        <w:t xml:space="preserve">CREATE TABLE </w:t>
+      </w:r>
+      <w:proofErr w:type="spellStart"/>
+      <w:r>
+        <w:t>student_group</w:t>
+      </w:r>
+      <w:proofErr w:type="spellEnd"/>
+      <w:r>
+        <w:t xml:space="preserve"> (</w:t>
+      </w:r>
+    </w:p>
+    <w:p>
+      <w:pPr>
+        <w:pStyle w:val="LISTINGBODY"/>
+      </w:pPr>
+      <w:r>
+        <w:t xml:space="preserve">  </w:t>
+      </w:r>
+      <w:proofErr w:type="spellStart"/>
+      <w:r>
+        <w:t>group_id</w:t>
+      </w:r>
+      <w:proofErr w:type="spellEnd"/>
+      <w:r>
+        <w:t xml:space="preserve"> INT AUTO_INCREMENT PRIMARY KEY,</w:t>
+      </w:r>
+    </w:p>
+    <w:p>
+      <w:pPr>
+        <w:pStyle w:val="LISTINGBODY"/>
+      </w:pPr>
+      <w:r>
+        <w:t xml:space="preserve">  </w:t>
+      </w:r>
+      <w:proofErr w:type="spellStart"/>
+      <w:r>
+        <w:t>group_name</w:t>
+      </w:r>
+      <w:proofErr w:type="spellEnd"/>
+      <w:r>
+        <w:t xml:space="preserve"> </w:t>
+      </w:r>
+      <w:proofErr w:type="gramStart"/>
+      <w:r>
+        <w:t>VARCHAR(</w:t>
+      </w:r>
+      <w:proofErr w:type="gramEnd"/>
+      <w:r>
+        <w:t>20) NOT NULL UNIQUE,</w:t>
+      </w:r>
+    </w:p>
+    <w:p>
+      <w:pPr>
+        <w:pStyle w:val="LISTINGBODY"/>
+      </w:pPr>
+      <w:r>
+        <w:t xml:space="preserve">  </w:t>
+      </w:r>
+      <w:proofErr w:type="spellStart"/>
+      <w:r>
+        <w:t>admission_year</w:t>
+      </w:r>
+      <w:proofErr w:type="spellEnd"/>
+      <w:r>
+        <w:t xml:space="preserve"> YEAR NOT NULL,</w:t>
+      </w:r>
+    </w:p>
+    <w:p>
+      <w:pPr>
+        <w:pStyle w:val="LISTINGBODY"/>
+      </w:pPr>
+      <w:r>
+        <w:t xml:space="preserve">  CHECK (</w:t>
+      </w:r>
+      <w:proofErr w:type="spellStart"/>
+      <w:r>
+        <w:t>admission_year</w:t>
+      </w:r>
+      <w:proofErr w:type="spellEnd"/>
+      <w:r>
+        <w:t xml:space="preserve"> BETWEEN 2000 AND 2100)</w:t>
+      </w:r>
+    </w:p>
+    <w:p>
+      <w:pPr>
+        <w:pStyle w:val="LISTINGBODY"/>
+      </w:pPr>
+      <w:r>
+        <w:t>);</w:t>
+      </w:r>
+    </w:p>
+    <w:p>
+      <w:pPr>
+        <w:pStyle w:val="LISTINGBODY"/>
+      </w:pPr>
+    </w:p>
+    <w:p>
+      <w:pPr>
+        <w:pStyle w:val="LISTINGBODY"/>
+      </w:pPr>
+      <w:r>
+        <w:t xml:space="preserve">-- </w:t>
+      </w:r>
+      <w:proofErr w:type="spellStart"/>
+      <w:r>
+        <w:t>Студенты</w:t>
+      </w:r>
+      <w:proofErr w:type="spellEnd"/>
+    </w:p>
+    <w:p>
+      <w:pPr>
+        <w:pStyle w:val="LISTINGBODY"/>
+      </w:pPr>
+      <w:r>
+        <w:t>CREATE TABLE student (</w:t>
+      </w:r>
+    </w:p>
+    <w:p>
+      <w:pPr>
+        <w:pStyle w:val="LISTINGBODY"/>
+      </w:pPr>
+      <w:r>
+        <w:t xml:space="preserve">  </w:t>
+      </w:r>
+      <w:proofErr w:type="spellStart"/>
+      <w:r>
+        <w:t>student_id</w:t>
+      </w:r>
+      <w:proofErr w:type="spellEnd"/>
+      <w:r>
+        <w:t xml:space="preserve"> INT AUTO_INCREMENT PRIMARY KEY,</w:t>
+      </w:r>
+    </w:p>
+    <w:p>
+      <w:pPr>
+        <w:pStyle w:val="LISTINGBODY"/>
+      </w:pPr>
+      <w:r>
+        <w:t xml:space="preserve">  </w:t>
+      </w:r>
+      <w:proofErr w:type="spellStart"/>
+      <w:r>
+        <w:t>last_name</w:t>
+      </w:r>
+      <w:proofErr w:type="spellEnd"/>
+      <w:r>
+        <w:t xml:space="preserve"> </w:t>
+      </w:r>
+      <w:proofErr w:type="gramStart"/>
+      <w:r>
+        <w:t>VARCHAR(</w:t>
+      </w:r>
+      <w:proofErr w:type="gramEnd"/>
+      <w:r>
+        <w:t>50) NOT NULL,</w:t>
+      </w:r>
+    </w:p>
+    <w:p>
+      <w:pPr>
+        <w:pStyle w:val="LISTINGBODY"/>
+      </w:pPr>
+      <w:r>
+        <w:t xml:space="preserve">  </w:t>
+      </w:r>
+      <w:proofErr w:type="spellStart"/>
+      <w:r>
+        <w:t>first_name</w:t>
+      </w:r>
+      <w:proofErr w:type="spellEnd"/>
+      <w:r>
+        <w:t xml:space="preserve"> </w:t>
+      </w:r>
+      <w:proofErr w:type="gramStart"/>
+      <w:r>
+        <w:t>VARCHAR(</w:t>
+      </w:r>
+      <w:proofErr w:type="gramEnd"/>
+      <w:r>
+        <w:t>50) NOT NULL,</w:t>
+      </w:r>
+    </w:p>
+    <w:p>
+      <w:pPr>
+        <w:pStyle w:val="LISTINGBODY"/>
+      </w:pPr>
+      <w:r>
+        <w:t xml:space="preserve">  </w:t>
+      </w:r>
+      <w:proofErr w:type="spellStart"/>
+      <w:r>
+        <w:t>middle_name</w:t>
+      </w:r>
+      <w:proofErr w:type="spellEnd"/>
+      <w:r>
+        <w:t xml:space="preserve"> </w:t>
+      </w:r>
+      <w:proofErr w:type="gramStart"/>
+      <w:r>
+        <w:t>VARCHAR(</w:t>
+      </w:r>
+      <w:proofErr w:type="gramEnd"/>
+      <w:r>
+        <w:t>50),</w:t>
+      </w:r>
+    </w:p>
+    <w:p>
+      <w:pPr>
+        <w:pStyle w:val="LISTINGBODY"/>
+      </w:pPr>
+      <w:r>
+        <w:t xml:space="preserve">  </w:t>
+      </w:r>
+      <w:proofErr w:type="spellStart"/>
+      <w:r>
+        <w:t>birth_date</w:t>
+      </w:r>
+      <w:proofErr w:type="spellEnd"/>
+      <w:r>
+        <w:t xml:space="preserve"> DATE NOT NULL,</w:t>
+      </w:r>
+    </w:p>
+    <w:p>
+      <w:pPr>
+        <w:pStyle w:val="LISTINGBODY"/>
+      </w:pPr>
+      <w:r>
+        <w:t xml:space="preserve">  </w:t>
+      </w:r>
+      <w:proofErr w:type="spellStart"/>
+      <w:r>
+        <w:t>group_id</w:t>
+      </w:r>
+      <w:proofErr w:type="spellEnd"/>
+      <w:r>
+        <w:t xml:space="preserve"> INT NOT NULL,</w:t>
+      </w:r>
+    </w:p>
+    <w:p>
+      <w:pPr>
+        <w:pStyle w:val="LISTINGBODY"/>
+      </w:pPr>
+      <w:r>
+        <w:t xml:space="preserve">  email </w:t>
+      </w:r>
+      <w:proofErr w:type="gramStart"/>
+      <w:r>
+        <w:t>VARCHAR(</w:t>
+      </w:r>
+      <w:proofErr w:type="gramEnd"/>
+      <w:r>
+        <w:t>100) UNIQUE,</w:t>
+      </w:r>
+    </w:p>
+    <w:p>
+      <w:pPr>
+        <w:pStyle w:val="LISTINGBODY"/>
+      </w:pPr>
+      <w:r>
+        <w:t xml:space="preserve">  CHECK (</w:t>
+      </w:r>
+      <w:proofErr w:type="spellStart"/>
+      <w:r>
+        <w:t>birth_date</w:t>
+      </w:r>
+      <w:proofErr w:type="spellEnd"/>
+      <w:r>
+        <w:t xml:space="preserve"> &gt;= '1900-01-01'),</w:t>
+      </w:r>
+    </w:p>
+    <w:p>
+      <w:pPr>
+        <w:pStyle w:val="LISTINGBODY"/>
+      </w:pPr>
+      <w:r>
+        <w:t xml:space="preserve">  FOREIGN KEY (</w:t>
+      </w:r>
+      <w:proofErr w:type="spellStart"/>
+      <w:r>
+        <w:t>group_id</w:t>
+      </w:r>
+      <w:proofErr w:type="spellEnd"/>
+      <w:r>
+        <w:t xml:space="preserve">) REFERENCES </w:t>
+      </w:r>
+      <w:proofErr w:type="spellStart"/>
+      <w:r>
+        <w:t>student_group</w:t>
+      </w:r>
+      <w:proofErr w:type="spellEnd"/>
+      <w:r>
+        <w:t xml:space="preserve"> (</w:t>
+      </w:r>
+      <w:proofErr w:type="spellStart"/>
+      <w:r>
+        <w:t>group_id</w:t>
+      </w:r>
+      <w:proofErr w:type="spellEnd"/>
+      <w:r>
+        <w:t>) ON DELETE RESTRICT ON UPDATE CASCADE</w:t>
+      </w:r>
+    </w:p>
+    <w:p>
+      <w:pPr>
+        <w:pStyle w:val="LISTINGBODY"/>
+      </w:pPr>
+      <w:r>
+        <w:t>);</w:t>
+      </w:r>
+    </w:p>
+    <w:p>
+      <w:pPr>
+        <w:pStyle w:val="LISTINGBODY"/>
+      </w:pPr>
+    </w:p>
+    <w:p>
+      <w:pPr>
+        <w:pStyle w:val="LISTINGBODY"/>
+      </w:pPr>
+      <w:r>
+        <w:t xml:space="preserve">-- </w:t>
+      </w:r>
+      <w:proofErr w:type="spellStart"/>
+      <w:r>
+        <w:t>Преподаватели</w:t>
+      </w:r>
+      <w:proofErr w:type="spellEnd"/>
+    </w:p>
+    <w:p>
+      <w:pPr>
+        <w:pStyle w:val="LISTINGBODY"/>
+      </w:pPr>
+      <w:r>
+        <w:t>CREATE TABLE teacher (</w:t>
+      </w:r>
+    </w:p>
+    <w:p>
+      <w:pPr>
+        <w:pStyle w:val="LISTINGBODY"/>
+      </w:pPr>
+      <w:r>
+        <w:t xml:space="preserve">  </w:t>
+      </w:r>
+      <w:proofErr w:type="spellStart"/>
+      <w:r>
+        <w:t>teacher_id</w:t>
+      </w:r>
+      <w:proofErr w:type="spellEnd"/>
+      <w:r>
+        <w:t xml:space="preserve"> INT AUTO_INCREMENT PRIMARY KEY,</w:t>
+      </w:r>
+    </w:p>
+    <w:p>
+      <w:pPr>
+        <w:pStyle w:val="LISTINGBODY"/>
+      </w:pPr>
+      <w:r>
+        <w:t xml:space="preserve">  </w:t>
+      </w:r>
+      <w:proofErr w:type="spellStart"/>
+      <w:r>
+        <w:t>last_name</w:t>
+      </w:r>
+      <w:proofErr w:type="spellEnd"/>
+      <w:r>
+        <w:t xml:space="preserve"> </w:t>
+      </w:r>
+      <w:proofErr w:type="gramStart"/>
+      <w:r>
+        <w:t>VARCHAR(</w:t>
+      </w:r>
+      <w:proofErr w:type="gramEnd"/>
+      <w:r>
+        <w:t>50) NOT NULL,</w:t>
+      </w:r>
+    </w:p>
+    <w:p>
+      <w:pPr>
+        <w:pStyle w:val="LISTINGBODY"/>
+      </w:pPr>
+      <w:r>
+        <w:t xml:space="preserve">  </w:t>
+      </w:r>
+      <w:proofErr w:type="spellStart"/>
+      <w:r>
+        <w:t>first_name</w:t>
+      </w:r>
+      <w:proofErr w:type="spellEnd"/>
+      <w:r>
+        <w:t xml:space="preserve"> </w:t>
+      </w:r>
+      <w:proofErr w:type="gramStart"/>
+      <w:r>
+        <w:t>VARCHAR(</w:t>
+      </w:r>
+      <w:proofErr w:type="gramEnd"/>
+      <w:r>
+        <w:t>50) NOT NULL,</w:t>
+      </w:r>
+    </w:p>
+    <w:p>
+      <w:pPr>
+        <w:pStyle w:val="LISTINGBODY"/>
+      </w:pPr>
+      <w:r>
+        <w:t xml:space="preserve">  </w:t>
+      </w:r>
+      <w:proofErr w:type="spellStart"/>
+      <w:r>
+        <w:t>middle_name</w:t>
+      </w:r>
+      <w:proofErr w:type="spellEnd"/>
+      <w:r>
+        <w:t xml:space="preserve"> </w:t>
+      </w:r>
+      <w:proofErr w:type="gramStart"/>
+      <w:r>
+        <w:t>VARCHAR(</w:t>
+      </w:r>
+      <w:proofErr w:type="gramEnd"/>
+      <w:r>
+        <w:t>50),</w:t>
+      </w:r>
+    </w:p>
+    <w:p>
+      <w:pPr>
+        <w:pStyle w:val="LISTINGBODY"/>
+      </w:pPr>
+      <w:r>
+        <w:t xml:space="preserve">  position </w:t>
+      </w:r>
+      <w:proofErr w:type="gramStart"/>
+      <w:r>
+        <w:t>VARCHAR(</w:t>
+      </w:r>
+      <w:proofErr w:type="gramEnd"/>
+      <w:r>
+        <w:t>100) NOT NULL,</w:t>
+      </w:r>
+    </w:p>
+    <w:p>
+      <w:pPr>
+        <w:pStyle w:val="LISTINGBODY"/>
+      </w:pPr>
+      <w:r>
+        <w:t xml:space="preserve">  email </w:t>
+      </w:r>
+      <w:proofErr w:type="gramStart"/>
+      <w:r>
+        <w:t>VARCHAR(</w:t>
+      </w:r>
+      <w:proofErr w:type="gramEnd"/>
+      <w:r>
+        <w:t>100) UNIQUE</w:t>
+      </w:r>
+    </w:p>
+    <w:p>
+      <w:pPr>
+        <w:pStyle w:val="LISTINGBODY"/>
+      </w:pPr>
+      <w:r>
+        <w:t>);</w:t>
+      </w:r>
+    </w:p>
+    <w:p>
+      <w:pPr>
+        <w:pStyle w:val="LISTINGBODY"/>
+      </w:pPr>
+    </w:p>
+    <w:p>
+      <w:pPr>
+        <w:pStyle w:val="LISTINGBODY"/>
+      </w:pPr>
+      <w:r>
+        <w:t xml:space="preserve">-- </w:t>
+      </w:r>
+      <w:proofErr w:type="spellStart"/>
+      <w:r>
+        <w:t>Дисциплины</w:t>
+      </w:r>
+      <w:proofErr w:type="spellEnd"/>
+    </w:p>
+    <w:p>
+      <w:pPr>
+        <w:pStyle w:val="LISTINGBODY"/>
+      </w:pPr>
+      <w:r>
+        <w:t>CREATE TABLE discipline (</w:t>
+      </w:r>
+    </w:p>
+    <w:p>
+      <w:pPr>
+        <w:pStyle w:val="LISTINGBODY"/>
+      </w:pPr>
+      <w:r>
+        <w:t xml:space="preserve">  </w:t>
+      </w:r>
+      <w:proofErr w:type="spellStart"/>
+      <w:r>
+        <w:t>discipline_id</w:t>
+      </w:r>
+      <w:proofErr w:type="spellEnd"/>
+      <w:r>
+        <w:t xml:space="preserve"> INT AUTO_INCREMENT PRIMARY KEY,</w:t>
+      </w:r>
+    </w:p>
+    <w:p>
+      <w:pPr>
+        <w:pStyle w:val="LISTINGBODY"/>
+      </w:pPr>
+      <w:r>
+        <w:t xml:space="preserve">  </w:t>
+      </w:r>
+      <w:proofErr w:type="spellStart"/>
+      <w:r>
+        <w:t>discipline_name</w:t>
+      </w:r>
+      <w:proofErr w:type="spellEnd"/>
+      <w:r>
+        <w:t xml:space="preserve"> </w:t>
+      </w:r>
+      <w:proofErr w:type="gramStart"/>
+      <w:r>
+        <w:t>VARCHAR(</w:t>
+      </w:r>
+      <w:proofErr w:type="gramEnd"/>
+      <w:r>
+        <w:t>100) NOT NULL UNIQUE,</w:t>
+      </w:r>
+    </w:p>
+    <w:p>
+      <w:pPr>
+        <w:pStyle w:val="LISTINGBODY"/>
+      </w:pPr>
+      <w:r>
+        <w:t xml:space="preserve">  hours INT NOT NULL,</w:t>
+      </w:r>
+    </w:p>
+    <w:p>
+      <w:pPr>
+        <w:pStyle w:val="LISTINGBODY"/>
+      </w:pPr>
+      <w:r>
+        <w:t xml:space="preserve">  CHECK (</w:t>
+      </w:r>
+    </w:p>
+    <w:p>
+      <w:pPr>
+        <w:pStyle w:val="LISTINGBODY"/>
+      </w:pPr>
+      <w:r>
+        <w:t xml:space="preserve">    hours &gt; 0</w:t>
+      </w:r>
+    </w:p>
+    <w:p>
+      <w:pPr>
+        <w:pStyle w:val="LISTINGBODY"/>
+      </w:pPr>
+      <w:r>
+        <w:t xml:space="preserve">    AND hours &lt;= 1000</w:t>
+      </w:r>
+    </w:p>
+    <w:p>
+      <w:pPr>
+        <w:pStyle w:val="LISTINGBODY"/>
+      </w:pPr>
+      <w:r>
+        <w:t xml:space="preserve">  )</w:t>
+      </w:r>
+    </w:p>
+    <w:p>
+      <w:pPr>
+        <w:pStyle w:val="LISTINGBODY"/>
+      </w:pPr>
+      <w:r>
+        <w:t>);</w:t>
+      </w:r>
+    </w:p>
+    <w:p>
+      <w:pPr>
+        <w:pStyle w:val="LISTINGBODY"/>
+      </w:pPr>
+    </w:p>
+    <w:p>
+      <w:pPr>
+        <w:pStyle w:val="LISTINGBODY"/>
+      </w:pPr>
+      <w:r>
+        <w:t xml:space="preserve">-- </w:t>
+      </w:r>
+      <w:proofErr w:type="spellStart"/>
+      <w:r>
+        <w:t>Лабораторные</w:t>
+      </w:r>
+      <w:proofErr w:type="spellEnd"/>
+      <w:r>
+        <w:t xml:space="preserve"> </w:t>
+      </w:r>
+      <w:proofErr w:type="spellStart"/>
+      <w:r>
+        <w:t>работы</w:t>
+      </w:r>
+      <w:proofErr w:type="spellEnd"/>
+    </w:p>
+    <w:p>
+      <w:pPr>
+        <w:pStyle w:val="LISTINGBODY"/>
+      </w:pPr>
+      <w:r>
+        <w:t xml:space="preserve">CREATE TABLE </w:t>
+      </w:r>
+      <w:proofErr w:type="spellStart"/>
+      <w:r>
+        <w:t>lab_work</w:t>
+      </w:r>
+      <w:proofErr w:type="spellEnd"/>
+      <w:r>
+        <w:t xml:space="preserve"> (</w:t>
+      </w:r>
+    </w:p>
+    <w:p>
+      <w:pPr>
+        <w:pStyle w:val="LISTINGBODY"/>
+      </w:pPr>
+      <w:r>
+        <w:t xml:space="preserve">  </w:t>
+      </w:r>
+      <w:proofErr w:type="spellStart"/>
+      <w:r>
+        <w:t>lab_id</w:t>
+      </w:r>
+      <w:proofErr w:type="spellEnd"/>
+      <w:r>
+        <w:t xml:space="preserve"> INT AUTO_INCREMENT PRIMARY KEY,</w:t>
+      </w:r>
+    </w:p>
+    <w:p>
+      <w:pPr>
+        <w:pStyle w:val="LISTINGBODY"/>
+      </w:pPr>
+      <w:r>
+        <w:t xml:space="preserve">  </w:t>
+      </w:r>
+      <w:proofErr w:type="spellStart"/>
+      <w:r>
+        <w:t>discipline_id</w:t>
+      </w:r>
+      <w:proofErr w:type="spellEnd"/>
+      <w:r>
+        <w:t xml:space="preserve"> INT NOT NULL,</w:t>
+      </w:r>
+    </w:p>
+    <w:p>
+      <w:pPr>
+        <w:pStyle w:val="LISTINGBODY"/>
+      </w:pPr>
+      <w:r>
+        <w:t xml:space="preserve">  </w:t>
+      </w:r>
+      <w:proofErr w:type="spellStart"/>
+      <w:r>
+        <w:t>teacher_id</w:t>
+      </w:r>
+      <w:proofErr w:type="spellEnd"/>
+      <w:r>
+        <w:t xml:space="preserve"> INT NOT NULL,</w:t>
+      </w:r>
+    </w:p>
+    <w:p>
+      <w:pPr>
+        <w:pStyle w:val="LISTINGBODY"/>
+      </w:pPr>
+      <w:r>
+        <w:t xml:space="preserve">  </w:t>
+      </w:r>
+      <w:proofErr w:type="spellStart"/>
+      <w:r>
+        <w:t>lab_title</w:t>
+      </w:r>
+      <w:proofErr w:type="spellEnd"/>
+      <w:r>
+        <w:t xml:space="preserve"> </w:t>
+      </w:r>
+      <w:proofErr w:type="gramStart"/>
+      <w:r>
+        <w:t>VARCHAR(</w:t>
+      </w:r>
+      <w:proofErr w:type="gramEnd"/>
+      <w:r>
+        <w:t>150) NOT NULL,</w:t>
+      </w:r>
+    </w:p>
+    <w:p>
+      <w:pPr>
+        <w:pStyle w:val="LISTINGBODY"/>
+      </w:pPr>
+      <w:r>
+        <w:t xml:space="preserve">  </w:t>
+      </w:r>
+      <w:proofErr w:type="spellStart"/>
+      <w:r>
+        <w:t>max_score</w:t>
+      </w:r>
+      <w:proofErr w:type="spellEnd"/>
+      <w:r>
+        <w:t xml:space="preserve"> INT NOT NULL DEFAULT 100,</w:t>
+      </w:r>
+    </w:p>
+    <w:p>
+      <w:pPr>
+        <w:pStyle w:val="LISTINGBODY"/>
+      </w:pPr>
+      <w:r>
+        <w:t xml:space="preserve">  CHECK (</w:t>
+      </w:r>
+    </w:p>
+    <w:p>
+      <w:pPr>
+        <w:pStyle w:val="LISTINGBODY"/>
+      </w:pPr>
+      <w:r>
+        <w:t xml:space="preserve">    </w:t>
+      </w:r>
+      <w:proofErr w:type="spellStart"/>
+      <w:r>
+        <w:t>max_score</w:t>
+      </w:r>
+      <w:proofErr w:type="spellEnd"/>
+      <w:r>
+        <w:t xml:space="preserve"> &gt; 0</w:t>
+      </w:r>
+    </w:p>
+    <w:p>
+      <w:pPr>
+        <w:pStyle w:val="LISTINGBODY"/>
+      </w:pPr>
+      <w:r>
+        <w:t xml:space="preserve">    AND </w:t>
+      </w:r>
+      <w:proofErr w:type="spellStart"/>
+      <w:r>
+        <w:t>max_score</w:t>
+      </w:r>
+      <w:proofErr w:type="spellEnd"/>
+      <w:r>
+        <w:t xml:space="preserve"> &lt;= 1000</w:t>
+      </w:r>
+    </w:p>
+    <w:p>
+      <w:pPr>
+        <w:pStyle w:val="LISTINGBODY"/>
+      </w:pPr>
+      <w:r>
+        <w:t xml:space="preserve">  ),</w:t>
+      </w:r>
+    </w:p>
+    <w:p>
+      <w:pPr>
+        <w:pStyle w:val="LISTINGBODY"/>
+      </w:pPr>
       <w:r>
         <w:lastRenderedPageBreak/>
-        <w:t>СПИСОК ИСПОЛЬЗОВАННЫХ ИСТОЧНИКОВ</w:t>
-      </w:r>
-      <w:bookmarkEnd w:id="1"/>
-    </w:p>
-    <w:p>
-      <w:pPr>
-        <w:pStyle w:val="RESOURCESLIST"/>
-      </w:pPr>
-      <w:r>
-        <w:t>Боев, С. В. Проектирование информационных систем: учебник для вузов / С. В. Боев. — М.: КНОРУС, 2021. — 368 с.</w:t>
-      </w:r>
-    </w:p>
-    <w:p>
-      <w:pPr>
-        <w:pStyle w:val="RESOURCESLIST"/>
-      </w:pPr>
-      <w:r>
-        <w:t>Сергеев, А. В. Базы данных. Проектирование, реализация и сопровождение: учебник / А. В. Сергеев. — 6-е изд. — СПб.: Питер, 2020. — 512 с.</w:t>
-      </w:r>
-    </w:p>
-    <w:p>
-      <w:pPr>
-        <w:pStyle w:val="RESOURCESLIST"/>
-      </w:pPr>
-      <w:r>
-        <w:t>Франшизы кофеен: плюсы и минусы, что предлагает франчайзи / Деловая платформа Dasreda.ru, 2024. — URL: https://dasreda.ru/learn/blog/article/2789-franshizy-kofeen-kak-vybrat-podhodyashuyu-i-otkryt-biznes (дата обращения: 22.07.2025).</w:t>
+        <w:t xml:space="preserve">  FOREIGN KEY (</w:t>
+      </w:r>
+      <w:proofErr w:type="spellStart"/>
+      <w:r>
+        <w:t>discipline_id</w:t>
+      </w:r>
+      <w:proofErr w:type="spellEnd"/>
+      <w:r>
+        <w:t>) REFERENCES discipline (</w:t>
+      </w:r>
+      <w:proofErr w:type="spellStart"/>
+      <w:r>
+        <w:t>discipline_id</w:t>
+      </w:r>
+      <w:proofErr w:type="spellEnd"/>
+      <w:r>
+        <w:t>) ON DELETE CASCADE ON UPDATE CASCADE,</w:t>
+      </w:r>
+    </w:p>
+    <w:p>
+      <w:pPr>
+        <w:pStyle w:val="LISTINGBODY"/>
+      </w:pPr>
+      <w:r>
+        <w:t xml:space="preserve">  FOREIGN KEY (</w:t>
+      </w:r>
+      <w:proofErr w:type="spellStart"/>
+      <w:r>
+        <w:t>teacher_id</w:t>
+      </w:r>
+      <w:proofErr w:type="spellEnd"/>
+      <w:r>
+        <w:t>) REFERENCES teacher (</w:t>
+      </w:r>
+      <w:proofErr w:type="spellStart"/>
+      <w:r>
+        <w:t>teacher_id</w:t>
+      </w:r>
+      <w:proofErr w:type="spellEnd"/>
+      <w:r>
+        <w:t>) ON DELETE RESTRICT ON UPDATE CASCADE</w:t>
+      </w:r>
+    </w:p>
+    <w:p>
+      <w:pPr>
+        <w:pStyle w:val="LISTINGBODY"/>
+      </w:pPr>
+      <w:r>
+        <w:t>);</w:t>
+      </w:r>
+    </w:p>
+    <w:p>
+      <w:pPr>
+        <w:pStyle w:val="LISTINGBODY"/>
+      </w:pPr>
+    </w:p>
+    <w:p>
+      <w:pPr>
+        <w:pStyle w:val="LISTINGBODY"/>
+      </w:pPr>
+      <w:r>
+        <w:t xml:space="preserve">-- </w:t>
+      </w:r>
+      <w:proofErr w:type="spellStart"/>
+      <w:r>
+        <w:t>Оценки</w:t>
+      </w:r>
+      <w:proofErr w:type="spellEnd"/>
+    </w:p>
+    <w:p>
+      <w:pPr>
+        <w:pStyle w:val="LISTINGBODY"/>
+      </w:pPr>
+      <w:r>
+        <w:t xml:space="preserve">CREATE TABLE </w:t>
+      </w:r>
+      <w:proofErr w:type="spellStart"/>
+      <w:r>
+        <w:t>lab_rating</w:t>
+      </w:r>
+      <w:proofErr w:type="spellEnd"/>
+      <w:r>
+        <w:t xml:space="preserve"> (</w:t>
+      </w:r>
+    </w:p>
+    <w:p>
+      <w:pPr>
+        <w:pStyle w:val="LISTINGBODY"/>
+      </w:pPr>
+      <w:r>
+        <w:t xml:space="preserve">  </w:t>
+      </w:r>
+      <w:proofErr w:type="spellStart"/>
+      <w:r>
+        <w:t>rating_id</w:t>
+      </w:r>
+      <w:proofErr w:type="spellEnd"/>
+      <w:r>
+        <w:t xml:space="preserve"> INT AUTO_INCREMENT PRIMARY KEY,</w:t>
+      </w:r>
+    </w:p>
+    <w:p>
+      <w:pPr>
+        <w:pStyle w:val="LISTINGBODY"/>
+      </w:pPr>
+      <w:r>
+        <w:t xml:space="preserve">  </w:t>
+      </w:r>
+      <w:proofErr w:type="spellStart"/>
+      <w:r>
+        <w:t>student_id</w:t>
+      </w:r>
+      <w:proofErr w:type="spellEnd"/>
+      <w:r>
+        <w:t xml:space="preserve"> INT NOT NULL,</w:t>
+      </w:r>
+    </w:p>
+    <w:p>
+      <w:pPr>
+        <w:pStyle w:val="LISTINGBODY"/>
+      </w:pPr>
+      <w:r>
+        <w:t xml:space="preserve">  </w:t>
+      </w:r>
+      <w:proofErr w:type="spellStart"/>
+      <w:r>
+        <w:t>lab_id</w:t>
+      </w:r>
+      <w:proofErr w:type="spellEnd"/>
+      <w:r>
+        <w:t xml:space="preserve"> INT NOT NULL,</w:t>
+      </w:r>
+    </w:p>
+    <w:p>
+      <w:pPr>
+        <w:pStyle w:val="LISTINGBODY"/>
+      </w:pPr>
+      <w:r>
+        <w:t xml:space="preserve">  score INT NOT NULL,</w:t>
+      </w:r>
+    </w:p>
+    <w:p>
+      <w:pPr>
+        <w:pStyle w:val="LISTINGBODY"/>
+      </w:pPr>
+      <w:r>
+        <w:t xml:space="preserve">  </w:t>
+      </w:r>
+      <w:proofErr w:type="spellStart"/>
+      <w:r>
+        <w:t>submission_date</w:t>
+      </w:r>
+      <w:proofErr w:type="spellEnd"/>
+      <w:r>
+        <w:t xml:space="preserve"> DATE NOT NULL,</w:t>
+      </w:r>
+    </w:p>
+    <w:p>
+      <w:pPr>
+        <w:pStyle w:val="LISTINGBODY"/>
+      </w:pPr>
+      <w:r>
+        <w:t xml:space="preserve">  CHECK (</w:t>
+      </w:r>
+    </w:p>
+    <w:p>
+      <w:pPr>
+        <w:pStyle w:val="LISTINGBODY"/>
+      </w:pPr>
+      <w:r>
+        <w:t xml:space="preserve">    score &gt;= 0</w:t>
+      </w:r>
+    </w:p>
+    <w:p>
+      <w:pPr>
+        <w:pStyle w:val="LISTINGBODY"/>
+      </w:pPr>
+      <w:r>
+        <w:t xml:space="preserve">    AND score &lt;= 100</w:t>
+      </w:r>
+    </w:p>
+    <w:p>
+      <w:pPr>
+        <w:pStyle w:val="LISTINGBODY"/>
+      </w:pPr>
+      <w:r>
+        <w:t xml:space="preserve">  ),</w:t>
+      </w:r>
+    </w:p>
+    <w:p>
+      <w:pPr>
+        <w:pStyle w:val="LISTINGBODY"/>
+      </w:pPr>
+      <w:r>
+        <w:t xml:space="preserve">  UNIQUE (</w:t>
+      </w:r>
+      <w:proofErr w:type="spellStart"/>
+      <w:r>
+        <w:t>student_id</w:t>
+      </w:r>
+      <w:proofErr w:type="spellEnd"/>
+      <w:r>
+        <w:t xml:space="preserve">, </w:t>
+      </w:r>
+      <w:proofErr w:type="spellStart"/>
+      <w:r>
+        <w:t>lab_id</w:t>
+      </w:r>
+      <w:proofErr w:type="spellEnd"/>
+      <w:r>
+        <w:t>),</w:t>
+      </w:r>
+    </w:p>
+    <w:p>
+      <w:pPr>
+        <w:pStyle w:val="LISTINGBODY"/>
+      </w:pPr>
+      <w:r>
+        <w:t xml:space="preserve">  FOREIGN KEY (</w:t>
+      </w:r>
+      <w:proofErr w:type="spellStart"/>
+      <w:r>
+        <w:t>student_id</w:t>
+      </w:r>
+      <w:proofErr w:type="spellEnd"/>
+      <w:r>
+        <w:t>) REFERENCES student (</w:t>
+      </w:r>
+      <w:proofErr w:type="spellStart"/>
+      <w:r>
+        <w:t>student_id</w:t>
+      </w:r>
+      <w:proofErr w:type="spellEnd"/>
+      <w:r>
+        <w:t>) ON DELETE CASCADE ON UPDATE CASCADE,</w:t>
+      </w:r>
+    </w:p>
+    <w:p>
+      <w:pPr>
+        <w:pStyle w:val="LISTINGBODY"/>
+      </w:pPr>
+      <w:r>
+        <w:t xml:space="preserve">  FOREIGN KEY (</w:t>
+      </w:r>
+      <w:proofErr w:type="spellStart"/>
+      <w:r>
+        <w:t>lab_id</w:t>
+      </w:r>
+      <w:proofErr w:type="spellEnd"/>
+      <w:r>
+        <w:t xml:space="preserve">) REFERENCES </w:t>
+      </w:r>
+      <w:proofErr w:type="spellStart"/>
+      <w:r>
+        <w:t>lab_work</w:t>
+      </w:r>
+      <w:proofErr w:type="spellEnd"/>
+      <w:r>
+        <w:t xml:space="preserve"> (</w:t>
+      </w:r>
+      <w:proofErr w:type="spellStart"/>
+      <w:r>
+        <w:t>lab_id</w:t>
+      </w:r>
+      <w:proofErr w:type="spellEnd"/>
+      <w:r>
+        <w:t>) ON DELETE CASCADE ON UPDATE CASCADE</w:t>
+      </w:r>
+    </w:p>
+    <w:p>
+      <w:pPr>
+        <w:pStyle w:val="LISTINGBODY"/>
+        <w:rPr>
+          <w:lang w:val="ru-RU"/>
+        </w:rPr>
+      </w:pPr>
+      <w:r>
+        <w:t>);</w:t>
       </w:r>
     </w:p>
     <w:sectPr>
